--- a/data/drop/drop-BOLL/BOLL_MACD_RSI_Downtrend_Report_2026-09-11.docx
+++ b/data/drop/drop-BOLL/BOLL_MACD_RSI_Downtrend_Report_2026-09-11.docx
@@ -549,7 +549,7 @@
     </w:p>
     <w:p>
       <w:r>
-        <w:t>成交量：当日成交量 79522900；20日平均成交量 26681025；成交量倍数 2.98。</w:t>
+        <w:t>成交量：当日成交量 80438600；20日平均成交量 26726810；成交量倍数 3.01。</w:t>
       </w:r>
     </w:p>
     <w:p>
@@ -592,7 +592,7 @@
     </w:p>
     <w:p>
       <w:r>
-        <w:t>成交量：当日成交量 7805000；20日平均成交量 9867550；成交量倍数 0.79。</w:t>
+        <w:t>成交量：当日成交量 7821500；20日平均成交量 9868375；成交量倍数 0.79。</w:t>
       </w:r>
     </w:p>
     <w:p>
@@ -635,7 +635,7 @@
     </w:p>
     <w:p>
       <w:r>
-        <w:t>成交量：当日成交量 2248800；20日平均成交量 1619140；成交量倍数 1.39。</w:t>
+        <w:t>成交量：当日成交量 2259100；20日平均成交量 1619655；成交量倍数 1.39。</w:t>
       </w:r>
     </w:p>
     <w:p>
@@ -678,7 +678,7 @@
     </w:p>
     <w:p>
       <w:r>
-        <w:t>成交量：当日成交量 12440200；20日平均成交量 8074955；成交量倍数 1.54。</w:t>
+        <w:t>成交量：当日成交量 12468800；20日平均成交量 8076385；成交量倍数 1.54。</w:t>
       </w:r>
     </w:p>
     <w:p>
